--- a/output/site/ai/resume.docx
+++ b/output/site/ai/resume.docx
@@ -25,7 +25,7 @@
     </w:p>
     <w:p>
       <w:r>
-        <w:t>Ten years of production engineering plus a personal track in Python and ML. Built a real-time speech pipeline: faster-whisper on CUDA, pyannote diarization, VAD and streaming — 55 modules, 15,500 lines of Python, with regression measurements of latency and RTF. Alongside it: data pipelines on SQLAlchemy and Playwright, and daily work with AI agents.</w:t>
+        <w:t>Ten years of production engineering plus a personal track in Python and ML. Built a real-time speech pipeline: faster-whisper on CUDA, pyannote diarization, VAD and streaming, with regression measurements of latency and RTF. Alongside it: data pipelines on SQLAlchemy and Playwright, and daily work with AI agents.</w:t>
       </w:r>
     </w:p>
     <w:p>
@@ -42,14 +42,6 @@
       </w:pPr>
       <w:r>
         <w:t>10 years — in production retail systems, 2016 to now</w:t>
-      </w:r>
-    </w:p>
-    <w:p>
-      <w:pPr>
-        <w:pStyle w:val="ListBullet"/>
-      </w:pPr>
-      <w:r>
-        <w:t>15 500 lines — of Python in the speech pipeline: 55 modules, STT and diarization</w:t>
       </w:r>
     </w:p>
     <w:p>
@@ -81,7 +73,7 @@
         <w:pStyle w:val="ListBullet"/>
       </w:pPr>
       <w:r>
-        <w:t>Leading the trading system client migration from Delphi 6 to Delphi 12/13, with a purpose-built tool that diffs forms and database mappings between versions so the switch does not break store operations.</w:t>
+        <w:t>Leading the trading system client migration from Delphi 6 to Delphi 12/13, with a purpose-built tool that diffs UI and database mappings between versions so the switch does not break store operations.</w:t>
       </w:r>
     </w:p>
     <w:p>
@@ -97,7 +89,7 @@
         <w:pStyle w:val="ListBullet"/>
       </w:pPr>
       <w:r>
-        <w:t>Built a real-time speech pipeline in Python: faster-whisper on GPU, pyannote diarization, VAD and streaming capture — 55 modules and 15,500 lines of code.</w:t>
+        <w:t>Built a real-time speech pipeline in Python: faster-whisper on GPU, pyannote diarization, VAD and streaming capture.</w:t>
       </w:r>
     </w:p>
     <w:p>
@@ -270,7 +262,7 @@
     </w:p>
     <w:p>
       <w:r>
-        <w:t>A tool for mapping the trading system before migration: Python parses .dfm and .pas files, extracts stored-procedure calls and form relations, and a Next.js app renders it as an annotated map.</w:t>
+        <w:t>A tool for mapping the trading system before migration: Python parses .dfm and .pas files, extracts stored-procedure calls and screen relations, and a Next.js app renders it as an annotated map.</w:t>
       </w:r>
     </w:p>
     <w:p>
@@ -316,7 +308,7 @@
     </w:p>
     <w:p>
       <w:r>
-        <w:t>Moving the trading system client (955 units, 828 forms) to a modern compiler with a core redesign. Built a separate tool that diffs forms and table mappings between the old and new versions, so the migration runs without stopping stores.</w:t>
+        <w:t>Moving the trading system client to a modern compiler with a core redesign. Built a separate tool that diffs UI and table mappings between the old and new versions, so the migration runs without stopping stores.</w:t>
       </w:r>
     </w:p>
     <w:p>
@@ -378,7 +370,7 @@
         <w:pStyle w:val="ListBullet"/>
       </w:pPr>
       <w:r>
-        <w:t>A real-time speech pipeline: faster-whisper on CUDA, pyannote diarization, VAD, WASAPI capture — 55 modules, 15,500 lines of Python.</w:t>
+        <w:t>A real-time speech pipeline: faster-whisper on CUDA, pyannote diarization, VAD, WASAPI capture.</w:t>
       </w:r>
     </w:p>
     <w:p>
@@ -447,7 +439,7 @@
         <w:pStyle w:val="ListBullet"/>
       </w:pPr>
       <w:r>
-        <w:t>Own the client side of the network's trading system: 955 units, 828 forms, MS SQL, covering supply documents, pricing and fiscal invoices.</w:t>
+        <w:t>Own the client side of the trading system that the network's stores run on daily: supply documents, pricing and fiscal invoices, MS SQL.</w:t>
       </w:r>
     </w:p>
     <w:p>
@@ -487,7 +479,7 @@
         <w:pStyle w:val="ListBullet"/>
       </w:pPr>
       <w:r>
-        <w:t>Leading the client migration from Delphi 6 to Delphi 12/13 with an in-house form and DB-mapping diff tool.</w:t>
+        <w:t>Leading the client migration from Delphi 6 to Delphi 12/13 with an in-house tool that diffs UI and DB mappings between versions.</w:t>
       </w:r>
     </w:p>
     <w:p>
@@ -567,7 +559,7 @@
         <w:pStyle w:val="ListBullet"/>
       </w:pPr>
       <w:r>
-        <w:t>M3 to M4 Mapping Checker — diffs forms and stored-procedure calls between Delphi 6 and Delphi 13 — https://github.com/qwert11/d6_d13_dbmapping_checker</w:t>
+        <w:t>M3 to M4 Mapping Checker — diffs UI and stored-procedure calls between Delphi 6 and Delphi 13 — https://github.com/qwert11/d6_d13_dbmapping_checker</w:t>
       </w:r>
     </w:p>
     <w:p>

--- a/output/site/ai/resume.docx
+++ b/output/site/ai/resume.docx
@@ -49,7 +49,7 @@
         <w:pStyle w:val="ListBullet"/>
       </w:pPr>
       <w:r>
-        <w:t>27 — repositories in 2026: freelance and personal projects</w:t>
+        <w:t>33 — internal systems of the network carry my code</w:t>
       </w:r>
     </w:p>
     <w:p>
@@ -66,22 +66,6 @@
       </w:pPr>
       <w:r>
         <w:t>What I delivered</w:t>
-      </w:r>
-    </w:p>
-    <w:p>
-      <w:pPr>
-        <w:pStyle w:val="ListBullet"/>
-      </w:pPr>
-      <w:r>
-        <w:t>Leading the trading system client migration from Delphi 6 to Delphi 12/13, with a purpose-built tool that diffs UI and database mappings between versions so the switch does not break store operations.</w:t>
-      </w:r>
-    </w:p>
-    <w:p>
-      <w:pPr>
-        <w:pStyle w:val="ListBullet"/>
-      </w:pPr>
-      <w:r>
-        <w:t>Architected and built the network's SMS notification platform: SMPP and GSM API, .NET Web API and MS SQL, designed for peak-volume campaigns.</w:t>
       </w:r>
     </w:p>
     <w:p>
@@ -132,21 +116,10 @@
         <w:rPr>
           <w:b/>
         </w:rPr>
-        <w:t xml:space="preserve">Quality and delivery: </w:t>
-      </w:r>
-      <w:r>
-        <w:t>xUnit / NUnit, NSubstitute / Moq, AutoFixture, FluentAssertions, SonarQube, Jenkins, Docker, Serilog / NLog, Elastic APM, Git / приватний NuGet</w:t>
-      </w:r>
-    </w:p>
-    <w:p>
-      <w:r>
-        <w:rPr>
-          <w:b/>
-        </w:rPr>
         <w:t xml:space="preserve">Engineering practice: </w:t>
       </w:r>
       <w:r>
-        <w:t>Legacy modernization, Modular monolith, Three-tier architecture, Integration design, Production ownership</w:t>
+        <w:t>Legacy modernization, Production ownership</w:t>
       </w:r>
     </w:p>
     <w:p>
@@ -294,57 +267,6 @@
       </w:r>
     </w:p>
     <w:p>
-      <w:r>
-        <w:rPr>
-          <w:b/>
-        </w:rPr>
-        <w:t>Trading client migration: Delphi 6 to Delphi 12 (2024 — 2026)</w:t>
-      </w:r>
-    </w:p>
-    <w:p>
-      <w:r>
-        <w:t>Migration lead</w:t>
-      </w:r>
-    </w:p>
-    <w:p>
-      <w:r>
-        <w:t>Moving the trading system client to a modern compiler with a core redesign. Built a separate tool that diffs UI and table mappings between the old and new versions, so the migration runs without stopping stores.</w:t>
-      </w:r>
-    </w:p>
-    <w:p>
-      <w:r>
-        <w:t>Delphi 12/13, Object Pascal, VCL, MS SQL, DevExpress, FastReport</w:t>
-      </w:r>
-    </w:p>
-    <w:p>
-      <w:r>
-        <w:t>https://github.com/qwert11/d6_d13_dbmapping_checker</w:t>
-      </w:r>
-    </w:p>
-    <w:p>
-      <w:r>
-        <w:rPr>
-          <w:b/>
-        </w:rPr>
-        <w:t>SMS Messenger (2020 — 2023)</w:t>
-      </w:r>
-    </w:p>
-    <w:p>
-      <w:r>
-        <w:t>Architect and developer</w:t>
-      </w:r>
-    </w:p>
-    <w:p>
-      <w:r>
-        <w:t>The network's SMS notification platform: an in-house gateway to carriers over SMPP and to modems over GSM API, campaign queues, an API for internal systems.</w:t>
-      </w:r>
-    </w:p>
-    <w:p>
-      <w:r>
-        <w:t>ASP.NET Core, Web API, SMPP, GSM API, MS SQL, Hangfire</w:t>
-      </w:r>
-    </w:p>
-    <w:p>
       <w:pPr>
         <w:pStyle w:val="Heading1"/>
       </w:pPr>
@@ -439,14 +361,6 @@
         <w:pStyle w:val="ListBullet"/>
       </w:pPr>
       <w:r>
-        <w:t>Own the client side of the trading system that the network's stores run on daily: supply documents, pricing and fiscal invoices, MS SQL.</w:t>
-      </w:r>
-    </w:p>
-    <w:p>
-      <w:pPr>
-        <w:pStyle w:val="ListBullet"/>
-      </w:pPr>
-      <w:r>
         <w:t>Since 2018 also build internal services on ASP.NET Core and Angular: access, audit, reporting, integrations — 33 of the network's systems carry my code.</w:t>
       </w:r>
     </w:p>
@@ -455,31 +369,7 @@
         <w:pStyle w:val="ListBullet"/>
       </w:pPr>
       <w:r>
-        <w:t>UAM: access management for 2,000+ users on OpenID Connect, ADFS and Kerberos.</w:t>
-      </w:r>
-    </w:p>
-    <w:p>
-      <w:pPr>
-        <w:pStyle w:val="ListBullet"/>
-      </w:pPr>
-      <w:r>
         <w:t>Network integrations: EDI and e-document flow, M.E.Doc, Oracle EBS, 1C, Kafka, BizTalk, SSIS and SSRS.</w:t>
-      </w:r>
-    </w:p>
-    <w:p>
-      <w:pPr>
-        <w:pStyle w:val="ListBullet"/>
-      </w:pPr>
-      <w:r>
-        <w:t>Fiscal-law changes delivered end to end: excise stamps and AED, UKTZED, customs simplifications, VAT rates, in a live retail network.</w:t>
-      </w:r>
-    </w:p>
-    <w:p>
-      <w:pPr>
-        <w:pStyle w:val="ListBullet"/>
-      </w:pPr>
-      <w:r>
-        <w:t>Leading the client migration from Delphi 6 to Delphi 12/13 with an in-house tool that diffs UI and DB mappings between versions.</w:t>
       </w:r>
     </w:p>
     <w:p>
@@ -524,14 +414,6 @@
     </w:p>
     <w:p>
       <w:pPr>
-        <w:pStyle w:val="ListBullet"/>
-      </w:pPr>
-      <w:r>
-        <w:t>Programming in Delphi — Institute of Modern Professions (2006)</w:t>
-      </w:r>
-    </w:p>
-    <w:p>
-      <w:pPr>
         <w:pStyle w:val="Heading1"/>
       </w:pPr>
       <w:r>
@@ -568,22 +450,6 @@
       </w:pPr>
       <w:r>
         <w:t>TeamBeacon — a real-time beacon for finding your group in a crowd: ASP.NET Core, SignalR, Docker — https://github.com/qwert11/TeamBeacon</w:t>
-      </w:r>
-    </w:p>
-    <w:p>
-      <w:pPr>
-        <w:pStyle w:val="ListBullet"/>
-      </w:pPr>
-      <w:r>
-        <w:t>SQL Profiler Normalizer — turns profiler sp_executesql output into a readable EXEC, fully client-side — https://github.com/qwert11/sql-profiler-normalizer</w:t>
-      </w:r>
-    </w:p>
-    <w:p>
-      <w:pPr>
-        <w:pStyle w:val="ListBullet"/>
-      </w:pPr>
-      <w:r>
-        <w:t>Angle Tool — measures line angles on charts and screenshots in the browser — https://github.com/qwert11/slope-angle</w:t>
       </w:r>
     </w:p>
     <w:p>

--- a/output/site/ai/resume.docx
+++ b/output/site/ai/resume.docx
@@ -50,6 +50,14 @@
       </w:pPr>
       <w:r>
         <w:t>33 — internal systems of the network carry my code</w:t>
+      </w:r>
+    </w:p>
+    <w:p>
+      <w:pPr>
+        <w:pStyle w:val="ListBullet"/>
+      </w:pPr>
+      <w:r>
+        <w:t>27 — repositories in 2026: freelance and personal projects</w:t>
       </w:r>
     </w:p>
     <w:p>

--- a/output/site/ai/resume.docx
+++ b/output/site/ai/resume.docx
@@ -25,7 +25,7 @@
     </w:p>
     <w:p>
       <w:r>
-        <w:t>Ten years of production engineering plus a personal track in Python and ML. Built a real-time speech pipeline: faster-whisper on CUDA, pyannote diarization, VAD and streaming, with regression measurements of latency and RTF. Alongside it: data pipelines on SQLAlchemy and Playwright, and daily work with AI agents.</w:t>
+        <w:t>Ten years of production engineering, now applied to Python and ML. Built a real-time speech pipeline: faster-whisper on CUDA, pyannote diarization, VAD and streaming, with regression measurements of latency and real-time factor (RTF). Alongside it: tooling for LLM agents (MCP servers, custom subagents, a CDP browser inspector) and data pipelines on SQLAlchemy and Playwright.</w:t>
       </w:r>
     </w:p>
     <w:p>
@@ -49,7 +49,7 @@
         <w:pStyle w:val="ListBullet"/>
       </w:pPr>
       <w:r>
-        <w:t>33 — internal systems of the network carry my code</w:t>
+        <w:t>33 — internal systems of the network I built or extended</w:t>
       </w:r>
     </w:p>
     <w:p>
@@ -102,10 +102,51 @@
     </w:p>
     <w:p>
       <w:pPr>
+        <w:pStyle w:val="ListBullet"/>
+      </w:pPr>
+      <w:r>
+        <w:t>Built tooling for LLM agents: MCP servers, custom subagents and hooks, and a CDP browser inspector written as agent tooling.</w:t>
+      </w:r>
+    </w:p>
+    <w:p>
+      <w:pPr>
         <w:pStyle w:val="Heading1"/>
       </w:pPr>
       <w:r>
         <w:t>Stack</w:t>
+      </w:r>
+    </w:p>
+    <w:p>
+      <w:r>
+        <w:rPr>
+          <w:b/>
+        </w:rPr>
+        <w:t xml:space="preserve">Python: </w:t>
+      </w:r>
+      <w:r>
+        <w:t>Python 3.11, FastAPI, SQLAlchemy 2, Alembic, Pydantic, Typer CLI, Playwright, selectolax, NumPy, pytest, ruff</w:t>
+      </w:r>
+    </w:p>
+    <w:p>
+      <w:r>
+        <w:rPr>
+          <w:b/>
+        </w:rPr>
+        <w:t xml:space="preserve">Speech and ML: </w:t>
+      </w:r>
+      <w:r>
+        <w:t>faster-whisper (CUDA), pyannote.audio, VAD, Speaker diarization, Quality evaluation: RTF, latency, Streaming audio pipelines, WASAPI / sounddevice, PyTorch / GPU</w:t>
+      </w:r>
+    </w:p>
+    <w:p>
+      <w:r>
+        <w:rPr>
+          <w:b/>
+        </w:rPr>
+        <w:t xml:space="preserve">Working with AI agents: </w:t>
+      </w:r>
+      <w:r>
+        <w:t>Claude Code, MCP servers, Custom subagents and hooks, Agent tooling (CDP), Prompt engineering</w:t>
       </w:r>
     </w:p>
     <w:p>
@@ -127,7 +168,7 @@
         <w:t xml:space="preserve">Engineering practice: </w:t>
       </w:r>
       <w:r>
-        <w:t>Legacy modernization, Production ownership</w:t>
+        <w:t>Production ownership, GitHub Actions</w:t>
       </w:r>
     </w:p>
     <w:p>
@@ -135,43 +176,10 @@
         <w:rPr>
           <w:b/>
         </w:rPr>
-        <w:t xml:space="preserve">Python: </w:t>
+        <w:t xml:space="preserve">Node.js back end: </w:t>
       </w:r>
       <w:r>
-        <w:t>Python 3.11, FastAPI, SQLAlchemy 2, Alembic, Pydantic, Typer CLI, Playwright, selectolax, NumPy, pytest, ruff / black, Jinja2</w:t>
-      </w:r>
-    </w:p>
-    <w:p>
-      <w:r>
-        <w:rPr>
-          <w:b/>
-        </w:rPr>
-        <w:t xml:space="preserve">Speech and ML: </w:t>
-      </w:r>
-      <w:r>
-        <w:t>faster-whisper (CUDA), pyannote.audio, VAD, Speaker diarization, Quality evaluation: RTF, latency, Streaming audio pipelines, WASAPI / sounddevice, PyTorch / GPU</w:t>
-      </w:r>
-    </w:p>
-    <w:p>
-      <w:r>
-        <w:rPr>
-          <w:b/>
-        </w:rPr>
-        <w:t xml:space="preserve">Working with AI agents: </w:t>
-      </w:r>
-      <w:r>
-        <w:t>Claude Code, MCP-сервери, Custom subagents and hooks, Agent tooling (CDP), Prompt engineering</w:t>
-      </w:r>
-    </w:p>
-    <w:p>
-      <w:r>
-        <w:rPr>
-          <w:b/>
-        </w:rPr>
-        <w:t xml:space="preserve">JS / TS ecosystem: </w:t>
-      </w:r>
-      <w:r>
-        <w:t>Next.js 16, React 19, NestJS, Prisma, Node.js</w:t>
+        <w:t>NestJS, Prisma, Node.js</w:t>
       </w:r>
     </w:p>
     <w:p>
@@ -187,7 +195,7 @@
         <w:rPr>
           <w:b/>
         </w:rPr>
-        <w:t>Real-time speech pipeline (ORK) (2026)</w:t>
+        <w:t>Real-time speech pipeline (2026 — present)</w:t>
       </w:r>
     </w:p>
     <w:p>
@@ -256,22 +264,22 @@
         <w:rPr>
           <w:b/>
         </w:rPr>
-        <w:t>AM Mobility — web and mobile app (2026)</w:t>
+        <w:t>Tooling for AI agents (2026 — present)</w:t>
       </w:r>
     </w:p>
     <w:p>
       <w:r>
-        <w:t>Full stack developer</w:t>
+        <w:t>Author</w:t>
       </w:r>
     </w:p>
     <w:p>
       <w:r>
-        <w:t>Client project: a NestJS back end with Swagger and PostgreSQL, a Next.js web app, and an Expo / React Native mobile app with MapLibre maps, geolocation and offline state.</w:t>
+        <w:t>An in-house CDP browser inspector — console, network, DOM, screenshots — used as agent tooling in place of Playwright MCP; MCP servers over PostgreSQL; custom subagents and hooks for a check-fix-recheck loop.</w:t>
       </w:r>
     </w:p>
     <w:p>
       <w:r>
-        <w:t>NestJS, Next.js, Expo, React Native, PostgreSQL, MapLibre, TanStack Query</w:t>
+        <w:t>Node.js, Chrome DevTools Protocol, MCP, Claude Code, PowerShell</w:t>
       </w:r>
     </w:p>
     <w:p>
@@ -287,7 +295,7 @@
         <w:rPr>
           <w:b/>
         </w:rPr>
-        <w:t>Freelance and personal projects — AI / Python and Full Stack Developer</w:t>
+        <w:t>Personal projects and freelance — Independent developer</w:t>
       </w:r>
     </w:p>
     <w:p>
@@ -300,23 +308,7 @@
         <w:pStyle w:val="ListBullet"/>
       </w:pPr>
       <w:r>
-        <w:t>A real-time speech pipeline: faster-whisper on CUDA, pyannote diarization, VAD, WASAPI capture.</w:t>
-      </w:r>
-    </w:p>
-    <w:p>
-      <w:pPr>
-        <w:pStyle w:val="ListBullet"/>
-      </w:pPr>
-      <w:r>
-        <w:t>And a regression suite for it: RTF, latency under load, noise robustness, quality ceilings — decisions come from measurements, not impressions.</w:t>
-      </w:r>
-    </w:p>
-    <w:p>
-      <w:pPr>
-        <w:pStyle w:val="ListBullet"/>
-      </w:pPr>
-      <w:r>
-        <w:t>A real-estate parser in Python: SQLAlchemy 2 and Alembic over PostgreSQL, Playwright and selectolax, a Typer CLI, pytest and ruff.</w:t>
+        <w:t>Authored three of the projects above end to end — the speech pipeline with its regression suite, the real-estate parser and the legacy system map.</w:t>
       </w:r>
     </w:p>
     <w:p>
@@ -325,14 +317,6 @@
       </w:pPr>
       <w:r>
         <w:t>A listings pipeline over six sources with geocoding, deduplication and catalog publishing through GitHub Actions.</w:t>
-      </w:r>
-    </w:p>
-    <w:p>
-      <w:pPr>
-        <w:pStyle w:val="ListBullet"/>
-      </w:pPr>
-      <w:r>
-        <w:t>A legacy-code analyzer: Python parses .dfm and .pas files and diffs stored-procedure calls, Next.js renders the system map with annotations.</w:t>
       </w:r>
     </w:p>
     <w:p>
@@ -356,7 +340,7 @@
         <w:rPr>
           <w:b/>
         </w:rPr>
-        <w:t>ATB-Market — Lead Application Programmer</w:t>
+        <w:t>ATB-Market — Lead Software Engineer</w:t>
       </w:r>
     </w:p>
     <w:p>
@@ -369,15 +353,7 @@
         <w:pStyle w:val="ListBullet"/>
       </w:pPr>
       <w:r>
-        <w:t>Since 2018 also build internal services on ASP.NET Core and Angular: access, audit, reporting, integrations — 33 of the network's systems carry my code.</w:t>
-      </w:r>
-    </w:p>
-    <w:p>
-      <w:pPr>
-        <w:pStyle w:val="ListBullet"/>
-      </w:pPr>
-      <w:r>
-        <w:t>Network integrations: EDI and e-document flow, M.E.Doc, Oracle EBS, 1C, Kafka, BizTalk, SSIS and SSRS.</w:t>
+        <w:t>Since 2018 build the network's internal services on ASP.NET Core: access control for 2,000+ users (OpenID Connect, ADFS, Kerberos), audit, reporting, integrations with EDI, Oracle EBS and Kafka.</w:t>
       </w:r>
     </w:p>
     <w:p>
@@ -386,6 +362,11 @@
       </w:pPr>
       <w:r>
         <w:t>Engineering practice: xUnit and NSubstitute tests, SonarQube and Jenkins, Serilog, Docker, a private NuGet feed.</w:t>
+      </w:r>
+    </w:p>
+    <w:p>
+      <w:r>
+        <w:t>Earlier: Freelance and private practice — Full Stack Developer (2015–2016) · Modern Professions Courses — Programming Instructor (2015–2016) · Kryvyi Rih Iron Ore Combine — Software Engineer (2013–2016) · OSSystem — Developer (2012–2013)</w:t>
       </w:r>
     </w:p>
     <w:p>
@@ -401,23 +382,7 @@
         <w:pStyle w:val="ListBullet"/>
       </w:pPr>
       <w:r>
-        <w:t>Computer Engineering · computer systems and networks — Zaporizhzhia Institute of Economics and Information Technologies (2008 — 2011)</w:t>
-      </w:r>
-    </w:p>
-    <w:p>
-      <w:pPr>
-        <w:pStyle w:val="ListBullet"/>
-      </w:pPr>
-      <w:r>
-        <w:t>Mining Engineer, underground development — Kryvyi Rih Technical University (1998 — 2003)</w:t>
-      </w:r>
-    </w:p>
-    <w:p>
-      <w:pPr>
-        <w:pStyle w:val="ListBullet"/>
-      </w:pPr>
-      <w:r>
-        <w:t>Angular 9 — Luxoft (2021)</w:t>
+        <w:t>Computer Engineering · computer systems and networks — Zaporizhzhia Institute of Economics and Information Technologies</w:t>
       </w:r>
     </w:p>
     <w:p>
@@ -426,6 +391,22 @@
       </w:pPr>
       <w:r>
         <w:t>Code on GitHub</w:t>
+      </w:r>
+    </w:p>
+    <w:p>
+      <w:pPr>
+        <w:pStyle w:val="ListBullet"/>
+      </w:pPr>
+      <w:r>
+        <w:t>Delphi 6 → 12/13 migration checker — Python parses .dfm forms and diffs stored-procedure calls and parameter bindings between ADO and FireDAC — https://github.com/qwert11/d6_d13_dbmapping_checker</w:t>
+      </w:r>
+    </w:p>
+    <w:p>
+      <w:pPr>
+        <w:pStyle w:val="ListBullet"/>
+      </w:pPr>
+      <w:r>
+        <w:t>Resume Engine — this site: YAML to Jinja to HTML, PDF, DOCX and Markdown in two languages — https://github.com/qwert11/resume2</w:t>
       </w:r>
     </w:p>
     <w:p>
@@ -442,30 +423,6 @@
       </w:pPr>
       <w:r>
         <w:t>ML Formula Wiki — 72 machine-learning formulas from Raschka's book, rendered with KaTeX — https://github.com/qwert11/ML-Formula-Wiki</w:t>
-      </w:r>
-    </w:p>
-    <w:p>
-      <w:pPr>
-        <w:pStyle w:val="ListBullet"/>
-      </w:pPr>
-      <w:r>
-        <w:t>M3 to M4 Mapping Checker — diffs UI and stored-procedure calls between Delphi 6 and Delphi 13 — https://github.com/qwert11/d6_d13_dbmapping_checker</w:t>
-      </w:r>
-    </w:p>
-    <w:p>
-      <w:pPr>
-        <w:pStyle w:val="ListBullet"/>
-      </w:pPr>
-      <w:r>
-        <w:t>TeamBeacon — a real-time beacon for finding your group in a crowd: ASP.NET Core, SignalR, Docker — https://github.com/qwert11/TeamBeacon</w:t>
-      </w:r>
-    </w:p>
-    <w:p>
-      <w:pPr>
-        <w:pStyle w:val="ListBullet"/>
-      </w:pPr>
-      <w:r>
-        <w:t>Resume Engine — this site: YAML to Jinja to HTML, PDF, DOCX and Markdown in two languages — https://github.com/qwert11/resume2</w:t>
       </w:r>
     </w:p>
     <w:p>
@@ -489,7 +446,7 @@
         <w:pStyle w:val="ListBullet"/>
       </w:pPr>
       <w:r>
-        <w:t>English — technical documentation and written communication; spoken at basic level</w:t>
+        <w:t>English — technical documentation and written communication</w:t>
       </w:r>
     </w:p>
     <w:sectPr>
